--- a/paper_final.docx
+++ b/paper_final.docx
@@ -12554,7 +12554,7 @@
           <w:i w:val="0"/>
           <w:sz w:val="21"/>
         </w:rPr>
-        <w:t>[1] Karpathy, A. (2025). *Vibe Coding: A New Paradigm for AI-Assisted Software Development*. Twitter/X thread, Feb 2025.</w:t>
+        <w:t>[1] Karpathy, A. (2025). Vibe Coding: A New Paradigm for AI-Assisted Software Development. Twitter/X thread, Feb 2025.</w:t>
       </w:r>
     </w:p>
     <w:p>
@@ -12634,7 +12634,7 @@
           <w:i w:val="0"/>
           <w:sz w:val="21"/>
         </w:rPr>
-        <w:t>[6] Anthropic. (2024). *Building Effective Agents*. Anthropic Blog. 中文翻译：AI Workflow &amp; AI Agent：架构、模式与工程建议. https://arthurchiao.art/blog/build-effective-ai-agent-zh/</w:t>
+        <w:t>[6] Anthropic. (2024). Building Effective Agents. Anthropic Blog. 中文翻译：AI Workflow &amp; AI Agent：架构、模式与工程建议. https://arthurchiao.art/blog/build-effective-ai-agent-zh/</w:t>
       </w:r>
     </w:p>
     <w:p>
@@ -12666,7 +12666,7 @@
           <w:i w:val="0"/>
           <w:sz w:val="21"/>
         </w:rPr>
-        <w:t>[8] Pressman, R. S., &amp; Maxim, B. R. (2020). *Software Engineering: A Practitioner's Approach* (9th ed.). McGraw-Hill Education.</w:t>
+        <w:t>[8] Pressman, R. S., &amp; Maxim, B. R. (2020). Software Engineering: A Practitioner's Approach (9th ed.). McGraw-Hill Education.</w:t>
       </w:r>
     </w:p>
     <w:p>
@@ -12746,7 +12746,7 @@
           <w:i w:val="0"/>
           <w:sz w:val="24"/>
         </w:rPr>
-        <w:t>*本文基于 SeatFlow 项目真实开发过程撰写。*</w:t>
+        <w:t>本文基于 SeatFlow 项目真实开发过程撰写。</w:t>
       </w:r>
     </w:p>
     <w:p>
@@ -12762,7 +12762,7 @@
           <w:i w:val="0"/>
           <w:sz w:val="24"/>
         </w:rPr>
-        <w:t>*项目代码：https://github.com/hfutwz/openclaw-project-agent*</w:t>
+        <w:t>项目代码（GitHub monorepo）：https://github.com/hfutwz/openclaw-project-agent</w:t>
       </w:r>
     </w:p>
     <w:p>
@@ -12778,7 +12778,23 @@
           <w:i w:val="0"/>
           <w:sz w:val="24"/>
         </w:rPr>
-        <w:t>*华为云后端仓库：seat_booking_server | 华为云前端仓库：seat_booking_web*</w:t>
+        <w:t>华为云后端仓库（seat_booking_server）：https://devcloud.cn-east-3.huaweicloud.com/codehub/8010864/home</w:t>
+      </w:r>
+    </w:p>
+    <w:p>
+      <w:pPr>
+        <w:spacing w:before="0" w:after="80" w:lineRule="exact" w:line="440"/>
+        <w:ind w:firstLine="480"/>
+        <w:jc w:val="left"/>
+      </w:pPr>
+      <w:r>
+        <w:rPr>
+          <w:rFonts w:ascii="Times New Roman" w:hAnsi="Times New Roman" w:eastAsia="宋体"/>
+          <w:b w:val="0"/>
+          <w:i w:val="0"/>
+          <w:sz w:val="24"/>
+        </w:rPr>
+        <w:t>华为云前端仓库（seat_booking_web）：https://devcloud.cn-east-3.huaweicloud.com/codehub/8010865/home</w:t>
       </w:r>
     </w:p>
     <w:p>
@@ -12852,11 +12868,20 @@
       <w:r>
         <w:rPr>
           <w:rFonts w:ascii="Times New Roman" w:hAnsi="Times New Roman" w:eastAsia="宋体"/>
-          <w:b w:val="0"/>
-          <w:i w:val="0"/>
-          <w:sz w:val="24"/>
-        </w:rPr>
-        <w:t xml:space="preserve">*冲突现象*：组员 A 本地 MySQL root 密码是 </w:t>
+          <w:b/>
+          <w:i w:val="0"/>
+          <w:sz w:val="24"/>
+        </w:rPr>
+        <w:t>冲突现象</w:t>
+      </w:r>
+      <w:r>
+        <w:rPr>
+          <w:rFonts w:ascii="Times New Roman" w:hAnsi="Times New Roman" w:eastAsia="宋体"/>
+          <w:b w:val="0"/>
+          <w:i w:val="0"/>
+          <w:sz w:val="24"/>
+        </w:rPr>
+        <w:t xml:space="preserve">：组员 A 本地 MySQL root 密码是 </w:t>
       </w:r>
       <w:r>
         <w:rPr>
@@ -12936,11 +12961,20 @@
       <w:r>
         <w:rPr>
           <w:rFonts w:ascii="Times New Roman" w:hAnsi="Times New Roman" w:eastAsia="宋体"/>
-          <w:b w:val="0"/>
-          <w:i w:val="0"/>
-          <w:sz w:val="24"/>
-        </w:rPr>
-        <w:t xml:space="preserve">*根因*：数据库连接配置硬编码在 </w:t>
+          <w:b/>
+          <w:i w:val="0"/>
+          <w:sz w:val="24"/>
+        </w:rPr>
+        <w:t>根因</w:t>
+      </w:r>
+      <w:r>
+        <w:rPr>
+          <w:rFonts w:ascii="Times New Roman" w:hAnsi="Times New Roman" w:eastAsia="宋体"/>
+          <w:b w:val="0"/>
+          <w:i w:val="0"/>
+          <w:sz w:val="24"/>
+        </w:rPr>
+        <w:t xml:space="preserve">：数据库连接配置硬编码在 </w:t>
       </w:r>
       <w:r>
         <w:rPr>
@@ -12969,11 +13003,20 @@
       <w:r>
         <w:rPr>
           <w:rFonts w:ascii="Times New Roman" w:hAnsi="Times New Roman" w:eastAsia="宋体"/>
-          <w:b w:val="0"/>
-          <w:i w:val="0"/>
-          <w:sz w:val="24"/>
-        </w:rPr>
-        <w:t xml:space="preserve">*解法*：统一用 Docker/Podman 部署 MySQL，密码由 </w:t>
+          <w:b/>
+          <w:i w:val="0"/>
+          <w:sz w:val="24"/>
+        </w:rPr>
+        <w:t>解法</w:t>
+      </w:r>
+      <w:r>
+        <w:rPr>
+          <w:rFonts w:ascii="Times New Roman" w:hAnsi="Times New Roman" w:eastAsia="宋体"/>
+          <w:b w:val="0"/>
+          <w:i w:val="0"/>
+          <w:sz w:val="24"/>
+        </w:rPr>
+        <w:t xml:space="preserve">：统一用 Docker/Podman 部署 MySQL，密码由 </w:t>
       </w:r>
       <w:r>
         <w:rPr>
@@ -13036,11 +13079,20 @@
       <w:r>
         <w:rPr>
           <w:rFonts w:ascii="Times New Roman" w:hAnsi="Times New Roman" w:eastAsia="宋体"/>
-          <w:b w:val="0"/>
-          <w:i w:val="0"/>
-          <w:sz w:val="24"/>
-        </w:rPr>
-        <w:t xml:space="preserve">*更优解法*：用 </w:t>
+          <w:b/>
+          <w:i w:val="0"/>
+          <w:sz w:val="24"/>
+        </w:rPr>
+        <w:t>更优解法</w:t>
+      </w:r>
+      <w:r>
+        <w:rPr>
+          <w:rFonts w:ascii="Times New Roman" w:hAnsi="Times New Roman" w:eastAsia="宋体"/>
+          <w:b w:val="0"/>
+          <w:i w:val="0"/>
+          <w:sz w:val="24"/>
+        </w:rPr>
+        <w:t xml:space="preserve">：用 </w:t>
       </w:r>
       <w:r>
         <w:rPr>
@@ -13102,11 +13154,20 @@
       <w:r>
         <w:rPr>
           <w:rFonts w:ascii="Times New Roman" w:hAnsi="Times New Roman" w:eastAsia="宋体"/>
-          <w:b w:val="0"/>
-          <w:i w:val="0"/>
-          <w:sz w:val="24"/>
-        </w:rPr>
-        <w:t>*冲突现象*：组员 A 扩充自习室/座位数据（data.sql v2.0→v3.0），组员 B 同时添加 RBAC 权限数据，两人修改同一文件，pull 时产生 merge conflict。</w:t>
+          <w:b/>
+          <w:i w:val="0"/>
+          <w:sz w:val="24"/>
+        </w:rPr>
+        <w:t>冲突现象</w:t>
+      </w:r>
+      <w:r>
+        <w:rPr>
+          <w:rFonts w:ascii="Times New Roman" w:hAnsi="Times New Roman" w:eastAsia="宋体"/>
+          <w:b w:val="0"/>
+          <w:i w:val="0"/>
+          <w:sz w:val="24"/>
+        </w:rPr>
+        <w:t>：组员 A 扩充自习室/座位数据（data.sql v2.0→v3.0），组员 B 同时添加 RBAC 权限数据，两人修改同一文件，pull 时产生 merge conflict。</w:t>
       </w:r>
     </w:p>
     <w:p>
@@ -13118,11 +13179,20 @@
       <w:r>
         <w:rPr>
           <w:rFonts w:ascii="Times New Roman" w:hAnsi="Times New Roman" w:eastAsia="宋体"/>
-          <w:b w:val="0"/>
-          <w:i w:val="0"/>
-          <w:sz w:val="24"/>
-        </w:rPr>
-        <w:t>*根因*：</w:t>
+          <w:b/>
+          <w:i w:val="0"/>
+          <w:sz w:val="24"/>
+        </w:rPr>
+        <w:t>根因</w:t>
+      </w:r>
+      <w:r>
+        <w:rPr>
+          <w:rFonts w:ascii="Times New Roman" w:hAnsi="Times New Roman" w:eastAsia="宋体"/>
+          <w:b w:val="0"/>
+          <w:i w:val="0"/>
+          <w:sz w:val="24"/>
+        </w:rPr>
+        <w:t>：</w:t>
       </w:r>
       <w:r>
         <w:rPr>
@@ -13151,11 +13221,20 @@
       <w:r>
         <w:rPr>
           <w:rFonts w:ascii="Times New Roman" w:hAnsi="Times New Roman" w:eastAsia="宋体"/>
-          <w:b w:val="0"/>
-          <w:i w:val="0"/>
-          <w:sz w:val="24"/>
-        </w:rPr>
-        <w:t xml:space="preserve">*解法*：人工合并后统一为 v2.0 版本，用 </w:t>
+          <w:b/>
+          <w:i w:val="0"/>
+          <w:sz w:val="24"/>
+        </w:rPr>
+        <w:t>解法</w:t>
+      </w:r>
+      <w:r>
+        <w:rPr>
+          <w:rFonts w:ascii="Times New Roman" w:hAnsi="Times New Roman" w:eastAsia="宋体"/>
+          <w:b w:val="0"/>
+          <w:i w:val="0"/>
+          <w:sz w:val="24"/>
+        </w:rPr>
+        <w:t xml:space="preserve">：人工合并后统一为 v2.0 版本，用 </w:t>
       </w:r>
       <w:r>
         <w:rPr>
@@ -13184,11 +13263,20 @@
       <w:r>
         <w:rPr>
           <w:rFonts w:ascii="Times New Roman" w:hAnsi="Times New Roman" w:eastAsia="宋体"/>
-          <w:b w:val="0"/>
-          <w:i w:val="0"/>
-          <w:sz w:val="24"/>
-        </w:rPr>
-        <w:t xml:space="preserve">*更优解法*：按模块拆分 SQL 文件，MySQL 容器按字母顺序执行 </w:t>
+          <w:b/>
+          <w:i w:val="0"/>
+          <w:sz w:val="24"/>
+        </w:rPr>
+        <w:t>更优解法</w:t>
+      </w:r>
+      <w:r>
+        <w:rPr>
+          <w:rFonts w:ascii="Times New Roman" w:hAnsi="Times New Roman" w:eastAsia="宋体"/>
+          <w:b w:val="0"/>
+          <w:i w:val="0"/>
+          <w:sz w:val="24"/>
+        </w:rPr>
+        <w:t xml:space="preserve">：按模块拆分 SQL 文件，MySQL 容器按字母顺序执行 </w:t>
       </w:r>
       <w:r>
         <w:rPr>
@@ -13250,11 +13338,20 @@
       <w:r>
         <w:rPr>
           <w:rFonts w:ascii="Times New Roman" w:hAnsi="Times New Roman" w:eastAsia="宋体"/>
-          <w:b w:val="0"/>
-          <w:i w:val="0"/>
-          <w:sz w:val="24"/>
-        </w:rPr>
-        <w:t xml:space="preserve">*冲突现象*：组员 B 写 </w:t>
+          <w:b/>
+          <w:i w:val="0"/>
+          <w:sz w:val="24"/>
+        </w:rPr>
+        <w:t>冲突现象</w:t>
+      </w:r>
+      <w:r>
+        <w:rPr>
+          <w:rFonts w:ascii="Times New Roman" w:hAnsi="Times New Roman" w:eastAsia="宋体"/>
+          <w:b w:val="0"/>
+          <w:i w:val="0"/>
+          <w:sz w:val="24"/>
+        </w:rPr>
+        <w:t xml:space="preserve">：组员 B 写 </w:t>
       </w:r>
       <w:r>
         <w:rPr>
@@ -13300,11 +13397,20 @@
       <w:r>
         <w:rPr>
           <w:rFonts w:ascii="Times New Roman" w:hAnsi="Times New Roman" w:eastAsia="宋体"/>
-          <w:b w:val="0"/>
-          <w:i w:val="0"/>
-          <w:sz w:val="24"/>
-        </w:rPr>
-        <w:t>*根因*：BCrypt hash 不可逆，注释说明与实际 hash 不对应。</w:t>
+          <w:b/>
+          <w:i w:val="0"/>
+          <w:sz w:val="24"/>
+        </w:rPr>
+        <w:t>根因</w:t>
+      </w:r>
+      <w:r>
+        <w:rPr>
+          <w:rFonts w:ascii="Times New Roman" w:hAnsi="Times New Roman" w:eastAsia="宋体"/>
+          <w:b w:val="0"/>
+          <w:i w:val="0"/>
+          <w:sz w:val="24"/>
+        </w:rPr>
+        <w:t>：BCrypt hash 不可逆，注释说明与实际 hash 不对应。</w:t>
       </w:r>
     </w:p>
     <w:p>
@@ -13316,11 +13422,20 @@
       <w:r>
         <w:rPr>
           <w:rFonts w:ascii="Times New Roman" w:hAnsi="Times New Roman" w:eastAsia="宋体"/>
-          <w:b w:val="0"/>
-          <w:i w:val="0"/>
-          <w:sz w:val="24"/>
-        </w:rPr>
-        <w:t>*解法*：统一替换回项目初始验证过的 hash（</w:t>
+          <w:b/>
+          <w:i w:val="0"/>
+          <w:sz w:val="24"/>
+        </w:rPr>
+        <w:t>解法</w:t>
+      </w:r>
+      <w:r>
+        <w:rPr>
+          <w:rFonts w:ascii="Times New Roman" w:hAnsi="Times New Roman" w:eastAsia="宋体"/>
+          <w:b w:val="0"/>
+          <w:i w:val="0"/>
+          <w:sz w:val="24"/>
+        </w:rPr>
+        <w:t>：统一替换回项目初始验证过的 hash（</w:t>
       </w:r>
       <w:r>
         <w:rPr>
@@ -13366,11 +13481,20 @@
       <w:r>
         <w:rPr>
           <w:rFonts w:ascii="Times New Roman" w:hAnsi="Times New Roman" w:eastAsia="宋体"/>
-          <w:b w:val="0"/>
-          <w:i w:val="0"/>
-          <w:sz w:val="24"/>
-        </w:rPr>
-        <w:t>*规范*：由一人统一生成所有测试账号 hash，注释写明明文，禁止个人修改。</w:t>
+          <w:b/>
+          <w:i w:val="0"/>
+          <w:sz w:val="24"/>
+        </w:rPr>
+        <w:t>规范</w:t>
+      </w:r>
+      <w:r>
+        <w:rPr>
+          <w:rFonts w:ascii="Times New Roman" w:hAnsi="Times New Roman" w:eastAsia="宋体"/>
+          <w:b w:val="0"/>
+          <w:i w:val="0"/>
+          <w:sz w:val="24"/>
+        </w:rPr>
+        <w:t>：由一人统一生成所有测试账号 hash，注释写明明文，禁止个人修改。</w:t>
       </w:r>
     </w:p>
     <w:p>
@@ -13398,11 +13522,20 @@
       <w:r>
         <w:rPr>
           <w:rFonts w:ascii="Times New Roman" w:hAnsi="Times New Roman" w:eastAsia="宋体"/>
-          <w:b w:val="0"/>
-          <w:i w:val="0"/>
-          <w:sz w:val="24"/>
-        </w:rPr>
-        <w:t>*冲突现象*：</w:t>
+          <w:b/>
+          <w:i w:val="0"/>
+          <w:sz w:val="24"/>
+        </w:rPr>
+        <w:t>冲突现象</w:t>
+      </w:r>
+      <w:r>
+        <w:rPr>
+          <w:rFonts w:ascii="Times New Roman" w:hAnsi="Times New Roman" w:eastAsia="宋体"/>
+          <w:b w:val="0"/>
+          <w:i w:val="0"/>
+          <w:sz w:val="24"/>
+        </w:rPr>
+        <w:t>：</w:t>
       </w:r>
       <w:r>
         <w:rPr>
@@ -13431,11 +13564,20 @@
       <w:r>
         <w:rPr>
           <w:rFonts w:ascii="Times New Roman" w:hAnsi="Times New Roman" w:eastAsia="宋体"/>
-          <w:b w:val="0"/>
-          <w:i w:val="0"/>
-          <w:sz w:val="24"/>
-        </w:rPr>
-        <w:t>*根因*：</w:t>
+          <w:b/>
+          <w:i w:val="0"/>
+          <w:sz w:val="24"/>
+        </w:rPr>
+        <w:t>根因</w:t>
+      </w:r>
+      <w:r>
+        <w:rPr>
+          <w:rFonts w:ascii="Times New Roman" w:hAnsi="Times New Roman" w:eastAsia="宋体"/>
+          <w:b w:val="0"/>
+          <w:i w:val="0"/>
+          <w:sz w:val="24"/>
+        </w:rPr>
+        <w:t>：</w:t>
       </w:r>
       <w:r>
         <w:rPr>
@@ -13464,11 +13606,20 @@
       <w:r>
         <w:rPr>
           <w:rFonts w:ascii="Times New Roman" w:hAnsi="Times New Roman" w:eastAsia="宋体"/>
-          <w:b w:val="0"/>
-          <w:i w:val="0"/>
-          <w:sz w:val="24"/>
-        </w:rPr>
-        <w:t>*解法*：</w:t>
+          <w:b/>
+          <w:i w:val="0"/>
+          <w:sz w:val="24"/>
+        </w:rPr>
+        <w:t>解法</w:t>
+      </w:r>
+      <w:r>
+        <w:rPr>
+          <w:rFonts w:ascii="Times New Roman" w:hAnsi="Times New Roman" w:eastAsia="宋体"/>
+          <w:b w:val="0"/>
+          <w:i w:val="0"/>
+          <w:sz w:val="24"/>
+        </w:rPr>
+        <w:t>：</w:t>
       </w:r>
       <w:r>
         <w:rPr>
@@ -13497,11 +13648,20 @@
       <w:r>
         <w:rPr>
           <w:rFonts w:ascii="Times New Roman" w:hAnsi="Times New Roman" w:eastAsia="宋体"/>
-          <w:b w:val="0"/>
-          <w:i w:val="0"/>
-          <w:sz w:val="24"/>
-        </w:rPr>
-        <w:t>*规范*：同步他人代码</w:t>
+          <w:b/>
+          <w:i w:val="0"/>
+          <w:sz w:val="24"/>
+        </w:rPr>
+        <w:t>规范</w:t>
+      </w:r>
+      <w:r>
+        <w:rPr>
+          <w:rFonts w:ascii="Times New Roman" w:hAnsi="Times New Roman" w:eastAsia="宋体"/>
+          <w:b w:val="0"/>
+          <w:i w:val="0"/>
+          <w:sz w:val="24"/>
+        </w:rPr>
+        <w:t>：同步他人代码</w:t>
       </w:r>
       <w:r>
         <w:rPr>
@@ -13547,11 +13707,20 @@
       <w:r>
         <w:rPr>
           <w:rFonts w:ascii="Times New Roman" w:hAnsi="Times New Roman" w:eastAsia="宋体"/>
-          <w:b w:val="0"/>
-          <w:i w:val="0"/>
-          <w:sz w:val="24"/>
-        </w:rPr>
-        <w:t>*冲突现象*：</w:t>
+          <w:b/>
+          <w:i w:val="0"/>
+          <w:sz w:val="24"/>
+        </w:rPr>
+        <w:t>冲突现象</w:t>
+      </w:r>
+      <w:r>
+        <w:rPr>
+          <w:rFonts w:ascii="Times New Roman" w:hAnsi="Times New Roman" w:eastAsia="宋体"/>
+          <w:b w:val="0"/>
+          <w:i w:val="0"/>
+          <w:sz w:val="24"/>
+        </w:rPr>
+        <w:t>：</w:t>
       </w:r>
       <w:r>
         <w:rPr>
@@ -13614,11 +13783,20 @@
       <w:r>
         <w:rPr>
           <w:rFonts w:ascii="Times New Roman" w:hAnsi="Times New Roman" w:eastAsia="宋体"/>
-          <w:b w:val="0"/>
-          <w:i w:val="0"/>
-          <w:sz w:val="24"/>
-        </w:rPr>
-        <w:t xml:space="preserve">*根因*：华为云后端仓库的 </w:t>
+          <w:b/>
+          <w:i w:val="0"/>
+          <w:sz w:val="24"/>
+        </w:rPr>
+        <w:t>根因</w:t>
+      </w:r>
+      <w:r>
+        <w:rPr>
+          <w:rFonts w:ascii="Times New Roman" w:hAnsi="Times New Roman" w:eastAsia="宋体"/>
+          <w:b w:val="0"/>
+          <w:i w:val="0"/>
+          <w:sz w:val="24"/>
+        </w:rPr>
+        <w:t xml:space="preserve">：华为云后端仓库的 </w:t>
       </w:r>
       <w:r>
         <w:rPr>
@@ -13647,11 +13825,20 @@
       <w:r>
         <w:rPr>
           <w:rFonts w:ascii="Times New Roman" w:hAnsi="Times New Roman" w:eastAsia="宋体"/>
-          <w:b w:val="0"/>
-          <w:i w:val="0"/>
-          <w:sz w:val="24"/>
-        </w:rPr>
-        <w:t xml:space="preserve">*解法*：用 </w:t>
+          <w:b/>
+          <w:i w:val="0"/>
+          <w:sz w:val="24"/>
+        </w:rPr>
+        <w:t>解法</w:t>
+      </w:r>
+      <w:r>
+        <w:rPr>
+          <w:rFonts w:ascii="Times New Roman" w:hAnsi="Times New Roman" w:eastAsia="宋体"/>
+          <w:b w:val="0"/>
+          <w:i w:val="0"/>
+          <w:sz w:val="24"/>
+        </w:rPr>
+        <w:t xml:space="preserve">：用 </w:t>
       </w:r>
       <w:r>
         <w:rPr>
@@ -13713,11 +13900,20 @@
       <w:r>
         <w:rPr>
           <w:rFonts w:ascii="Times New Roman" w:hAnsi="Times New Roman" w:eastAsia="宋体"/>
-          <w:b w:val="0"/>
-          <w:i w:val="0"/>
-          <w:sz w:val="24"/>
-        </w:rPr>
-        <w:t>*冲突现象*：组员 A、B 各自定义了权限相关表，字段名不一致（</w:t>
+          <w:b/>
+          <w:i w:val="0"/>
+          <w:sz w:val="24"/>
+        </w:rPr>
+        <w:t>冲突现象</w:t>
+      </w:r>
+      <w:r>
+        <w:rPr>
+          <w:rFonts w:ascii="Times New Roman" w:hAnsi="Times New Roman" w:eastAsia="宋体"/>
+          <w:b w:val="0"/>
+          <w:i w:val="0"/>
+          <w:sz w:val="24"/>
+        </w:rPr>
+        <w:t>：组员 A、B 各自定义了权限相关表，字段名不一致（</w:t>
       </w:r>
       <w:r>
         <w:rPr>
@@ -13763,11 +13959,20 @@
       <w:r>
         <w:rPr>
           <w:rFonts w:ascii="Times New Roman" w:hAnsi="Times New Roman" w:eastAsia="宋体"/>
-          <w:b w:val="0"/>
-          <w:i w:val="0"/>
-          <w:sz w:val="24"/>
-        </w:rPr>
-        <w:t>*根因*：多人分头开发，没有在开发前对表结构做统一评审。</w:t>
+          <w:b/>
+          <w:i w:val="0"/>
+          <w:sz w:val="24"/>
+        </w:rPr>
+        <w:t>根因</w:t>
+      </w:r>
+      <w:r>
+        <w:rPr>
+          <w:rFonts w:ascii="Times New Roman" w:hAnsi="Times New Roman" w:eastAsia="宋体"/>
+          <w:b w:val="0"/>
+          <w:i w:val="0"/>
+          <w:sz w:val="24"/>
+        </w:rPr>
+        <w:t>：多人分头开发，没有在开发前对表结构做统一评审。</w:t>
       </w:r>
     </w:p>
     <w:p>
@@ -13779,11 +13984,20 @@
       <w:r>
         <w:rPr>
           <w:rFonts w:ascii="Times New Roman" w:hAnsi="Times New Roman" w:eastAsia="宋体"/>
-          <w:b w:val="0"/>
-          <w:i w:val="0"/>
-          <w:sz w:val="24"/>
-        </w:rPr>
-        <w:t xml:space="preserve">*解法*：以组员 B 的 RBAC 设计为准，删除组员 A 的重复表定义，用 </w:t>
+          <w:b/>
+          <w:i w:val="0"/>
+          <w:sz w:val="24"/>
+        </w:rPr>
+        <w:t>解法</w:t>
+      </w:r>
+      <w:r>
+        <w:rPr>
+          <w:rFonts w:ascii="Times New Roman" w:hAnsi="Times New Roman" w:eastAsia="宋体"/>
+          <w:b w:val="0"/>
+          <w:i w:val="0"/>
+          <w:sz w:val="24"/>
+        </w:rPr>
+        <w:t xml:space="preserve">：以组员 B 的 RBAC 设计为准，删除组员 A 的重复表定义，用 </w:t>
       </w:r>
       <w:r>
         <w:rPr>
@@ -13812,11 +14026,20 @@
       <w:r>
         <w:rPr>
           <w:rFonts w:ascii="Times New Roman" w:hAnsi="Times New Roman" w:eastAsia="宋体"/>
-          <w:b w:val="0"/>
-          <w:i w:val="0"/>
-          <w:sz w:val="24"/>
-        </w:rPr>
-        <w:t xml:space="preserve">*更优解法*：开发前召开"表结构评审会"，每人只负责自己模块的 </w:t>
+          <w:b/>
+          <w:i w:val="0"/>
+          <w:sz w:val="24"/>
+        </w:rPr>
+        <w:t>更优解法</w:t>
+      </w:r>
+      <w:r>
+        <w:rPr>
+          <w:rFonts w:ascii="Times New Roman" w:hAnsi="Times New Roman" w:eastAsia="宋体"/>
+          <w:b w:val="0"/>
+          <w:i w:val="0"/>
+          <w:sz w:val="24"/>
+        </w:rPr>
+        <w:t xml:space="preserve">：开发前召开"表结构评审会"，每人只负责自己模块的 </w:t>
       </w:r>
       <w:r>
         <w:rPr>
@@ -13861,11 +14084,20 @@
       <w:r>
         <w:rPr>
           <w:rFonts w:ascii="Times New Roman" w:hAnsi="Times New Roman" w:eastAsia="宋体"/>
-          <w:b w:val="0"/>
-          <w:i w:val="0"/>
-          <w:sz w:val="24"/>
-        </w:rPr>
-        <w:t>*冲突现象*：</w:t>
+          <w:b/>
+          <w:i w:val="0"/>
+          <w:sz w:val="24"/>
+        </w:rPr>
+        <w:t>冲突现象</w:t>
+      </w:r>
+      <w:r>
+        <w:rPr>
+          <w:rFonts w:ascii="Times New Roman" w:hAnsi="Times New Roman" w:eastAsia="宋体"/>
+          <w:b w:val="0"/>
+          <w:i w:val="0"/>
+          <w:sz w:val="24"/>
+        </w:rPr>
+        <w:t>：</w:t>
       </w:r>
       <w:r>
         <w:rPr>
@@ -13911,11 +14143,20 @@
       <w:r>
         <w:rPr>
           <w:rFonts w:ascii="Times New Roman" w:hAnsi="Times New Roman" w:eastAsia="宋体"/>
-          <w:b w:val="0"/>
-          <w:i w:val="0"/>
-          <w:sz w:val="24"/>
-        </w:rPr>
-        <w:t>*根因*：华为云 CodeHub 对 main 分支设置保护规则，禁止 force push，要求通过 MR 合并。</w:t>
+          <w:b/>
+          <w:i w:val="0"/>
+          <w:sz w:val="24"/>
+        </w:rPr>
+        <w:t>根因</w:t>
+      </w:r>
+      <w:r>
+        <w:rPr>
+          <w:rFonts w:ascii="Times New Roman" w:hAnsi="Times New Roman" w:eastAsia="宋体"/>
+          <w:b w:val="0"/>
+          <w:i w:val="0"/>
+          <w:sz w:val="24"/>
+        </w:rPr>
+        <w:t>：华为云 CodeHub 对 main 分支设置保护规则，禁止 force push，要求通过 MR 合并。</w:t>
       </w:r>
     </w:p>
     <w:p>
@@ -13927,11 +14168,20 @@
       <w:r>
         <w:rPr>
           <w:rFonts w:ascii="Times New Roman" w:hAnsi="Times New Roman" w:eastAsia="宋体"/>
-          <w:b w:val="0"/>
-          <w:i w:val="0"/>
-          <w:sz w:val="24"/>
-        </w:rPr>
-        <w:t>*解法*：推送到临时分支，在华为云 Web UI 创建 MR 合并到 main。</w:t>
+          <w:b/>
+          <w:i w:val="0"/>
+          <w:sz w:val="24"/>
+        </w:rPr>
+        <w:t>解法</w:t>
+      </w:r>
+      <w:r>
+        <w:rPr>
+          <w:rFonts w:ascii="Times New Roman" w:hAnsi="Times New Roman" w:eastAsia="宋体"/>
+          <w:b w:val="0"/>
+          <w:i w:val="0"/>
+          <w:sz w:val="24"/>
+        </w:rPr>
+        <w:t>：推送到临时分支，在华为云 Web UI 创建 MR 合并到 main。</w:t>
       </w:r>
     </w:p>
     <w:p>
@@ -13959,11 +14209,20 @@
       <w:r>
         <w:rPr>
           <w:rFonts w:ascii="Times New Roman" w:hAnsi="Times New Roman" w:eastAsia="宋体"/>
-          <w:b w:val="0"/>
-          <w:i w:val="0"/>
-          <w:sz w:val="24"/>
-        </w:rPr>
-        <w:t xml:space="preserve">*冲突现象*：更新 </w:t>
+          <w:b/>
+          <w:i w:val="0"/>
+          <w:sz w:val="24"/>
+        </w:rPr>
+        <w:t>冲突现象</w:t>
+      </w:r>
+      <w:r>
+        <w:rPr>
+          <w:rFonts w:ascii="Times New Roman" w:hAnsi="Times New Roman" w:eastAsia="宋体"/>
+          <w:b w:val="0"/>
+          <w:i w:val="0"/>
+          <w:sz w:val="24"/>
+        </w:rPr>
+        <w:t xml:space="preserve">：更新 </w:t>
       </w:r>
       <w:r>
         <w:rPr>
@@ -13992,11 +14251,20 @@
       <w:r>
         <w:rPr>
           <w:rFonts w:ascii="Times New Roman" w:hAnsi="Times New Roman" w:eastAsia="宋体"/>
-          <w:b w:val="0"/>
-          <w:i w:val="0"/>
-          <w:sz w:val="24"/>
-        </w:rPr>
-        <w:t xml:space="preserve">*根因*：MySQL 使用 named volume 持久化数据，volume 存在时跳过 </w:t>
+          <w:b/>
+          <w:i w:val="0"/>
+          <w:sz w:val="24"/>
+        </w:rPr>
+        <w:t>根因</w:t>
+      </w:r>
+      <w:r>
+        <w:rPr>
+          <w:rFonts w:ascii="Times New Roman" w:hAnsi="Times New Roman" w:eastAsia="宋体"/>
+          <w:b w:val="0"/>
+          <w:i w:val="0"/>
+          <w:sz w:val="24"/>
+        </w:rPr>
+        <w:t xml:space="preserve">：MySQL 使用 named volume 持久化数据，volume 存在时跳过 </w:t>
       </w:r>
       <w:r>
         <w:rPr>
@@ -14025,11 +14293,20 @@
       <w:r>
         <w:rPr>
           <w:rFonts w:ascii="Times New Roman" w:hAnsi="Times New Roman" w:eastAsia="宋体"/>
-          <w:b w:val="0"/>
-          <w:i w:val="0"/>
-          <w:sz w:val="24"/>
-        </w:rPr>
-        <w:t>*解法*：</w:t>
+          <w:b/>
+          <w:i w:val="0"/>
+          <w:sz w:val="24"/>
+        </w:rPr>
+        <w:t>解法</w:t>
+      </w:r>
+      <w:r>
+        <w:rPr>
+          <w:rFonts w:ascii="Times New Roman" w:hAnsi="Times New Roman" w:eastAsia="宋体"/>
+          <w:b w:val="0"/>
+          <w:i w:val="0"/>
+          <w:sz w:val="24"/>
+        </w:rPr>
+        <w:t>：</w:t>
       </w:r>
       <w:r>
         <w:rPr>
@@ -14091,11 +14368,20 @@
       <w:r>
         <w:rPr>
           <w:rFonts w:ascii="Times New Roman" w:hAnsi="Times New Roman" w:eastAsia="宋体"/>
-          <w:b w:val="0"/>
-          <w:i w:val="0"/>
-          <w:sz w:val="24"/>
-        </w:rPr>
-        <w:t xml:space="preserve">*冲突现象*：部分组员用 </w:t>
+          <w:b/>
+          <w:i w:val="0"/>
+          <w:sz w:val="24"/>
+        </w:rPr>
+        <w:t>冲突现象</w:t>
+      </w:r>
+      <w:r>
+        <w:rPr>
+          <w:rFonts w:ascii="Times New Roman" w:hAnsi="Times New Roman" w:eastAsia="宋体"/>
+          <w:b w:val="0"/>
+          <w:i w:val="0"/>
+          <w:sz w:val="24"/>
+        </w:rPr>
+        <w:t xml:space="preserve">：部分组员用 </w:t>
       </w:r>
       <w:r>
         <w:rPr>
@@ -14175,11 +14461,20 @@
       <w:r>
         <w:rPr>
           <w:rFonts w:ascii="Times New Roman" w:hAnsi="Times New Roman" w:eastAsia="宋体"/>
-          <w:b w:val="0"/>
-          <w:i w:val="0"/>
-          <w:sz w:val="24"/>
-        </w:rPr>
-        <w:t xml:space="preserve">*解法*：强制规定只用 pnpm，删除 </w:t>
+          <w:b/>
+          <w:i w:val="0"/>
+          <w:sz w:val="24"/>
+        </w:rPr>
+        <w:t>解法</w:t>
+      </w:r>
+      <w:r>
+        <w:rPr>
+          <w:rFonts w:ascii="Times New Roman" w:hAnsi="Times New Roman" w:eastAsia="宋体"/>
+          <w:b w:val="0"/>
+          <w:i w:val="0"/>
+          <w:sz w:val="24"/>
+        </w:rPr>
+        <w:t xml:space="preserve">：强制规定只用 pnpm，删除 </w:t>
       </w:r>
       <w:r>
         <w:rPr>
@@ -14258,11 +14553,20 @@
       <w:r>
         <w:rPr>
           <w:rFonts w:ascii="Times New Roman" w:hAnsi="Times New Roman" w:eastAsia="宋体"/>
-          <w:b w:val="0"/>
-          <w:i w:val="0"/>
-          <w:sz w:val="24"/>
-        </w:rPr>
-        <w:t>*冲突现象*：</w:t>
+          <w:b/>
+          <w:i w:val="0"/>
+          <w:sz w:val="24"/>
+        </w:rPr>
+        <w:t>冲突现象</w:t>
+      </w:r>
+      <w:r>
+        <w:rPr>
+          <w:rFonts w:ascii="Times New Roman" w:hAnsi="Times New Roman" w:eastAsia="宋体"/>
+          <w:b w:val="0"/>
+          <w:i w:val="0"/>
+          <w:sz w:val="24"/>
+        </w:rPr>
+        <w:t>：</w:t>
       </w:r>
       <w:r>
         <w:rPr>
@@ -14308,11 +14612,20 @@
       <w:r>
         <w:rPr>
           <w:rFonts w:ascii="Times New Roman" w:hAnsi="Times New Roman" w:eastAsia="宋体"/>
-          <w:b w:val="0"/>
-          <w:i w:val="0"/>
-          <w:sz w:val="24"/>
-        </w:rPr>
-        <w:t>*根因*：</w:t>
+          <w:b/>
+          <w:i w:val="0"/>
+          <w:sz w:val="24"/>
+        </w:rPr>
+        <w:t>根因</w:t>
+      </w:r>
+      <w:r>
+        <w:rPr>
+          <w:rFonts w:ascii="Times New Roman" w:hAnsi="Times New Roman" w:eastAsia="宋体"/>
+          <w:b w:val="0"/>
+          <w:i w:val="0"/>
+          <w:sz w:val="24"/>
+        </w:rPr>
+        <w:t>：</w:t>
       </w:r>
       <w:r>
         <w:rPr>
@@ -14341,11 +14654,20 @@
       <w:r>
         <w:rPr>
           <w:rFonts w:ascii="Times New Roman" w:hAnsi="Times New Roman" w:eastAsia="宋体"/>
-          <w:b w:val="0"/>
-          <w:i w:val="0"/>
-          <w:sz w:val="24"/>
-        </w:rPr>
-        <w:t>*解法*：</w:t>
+          <w:b/>
+          <w:i w:val="0"/>
+          <w:sz w:val="24"/>
+        </w:rPr>
+        <w:t>解法</w:t>
+      </w:r>
+      <w:r>
+        <w:rPr>
+          <w:rFonts w:ascii="Times New Roman" w:hAnsi="Times New Roman" w:eastAsia="宋体"/>
+          <w:b w:val="0"/>
+          <w:i w:val="0"/>
+          <w:sz w:val="24"/>
+        </w:rPr>
+        <w:t>：</w:t>
       </w:r>
       <w:r>
         <w:rPr>
@@ -14945,11 +15267,20 @@
       <w:r>
         <w:rPr>
           <w:rFonts w:ascii="Times New Roman" w:hAnsi="Times New Roman" w:eastAsia="宋体"/>
-          <w:b w:val="0"/>
-          <w:i w:val="0"/>
-          <w:sz w:val="24"/>
-        </w:rPr>
-        <w:t xml:space="preserve">*现象*：前端点击登录，POST </w:t>
+          <w:b/>
+          <w:i w:val="0"/>
+          <w:sz w:val="24"/>
+        </w:rPr>
+        <w:t>现象</w:t>
+      </w:r>
+      <w:r>
+        <w:rPr>
+          <w:rFonts w:ascii="Times New Roman" w:hAnsi="Times New Roman" w:eastAsia="宋体"/>
+          <w:b w:val="0"/>
+          <w:i w:val="0"/>
+          <w:sz w:val="24"/>
+        </w:rPr>
+        <w:t xml:space="preserve">：前端点击登录，POST </w:t>
       </w:r>
       <w:r>
         <w:rPr>
@@ -14995,11 +15326,20 @@
       <w:r>
         <w:rPr>
           <w:rFonts w:ascii="Times New Roman" w:hAnsi="Times New Roman" w:eastAsia="宋体"/>
-          <w:b w:val="0"/>
-          <w:i w:val="0"/>
-          <w:sz w:val="24"/>
-        </w:rPr>
-        <w:t>*根因*：</w:t>
+          <w:b/>
+          <w:i w:val="0"/>
+          <w:sz w:val="24"/>
+        </w:rPr>
+        <w:t>根因</w:t>
+      </w:r>
+      <w:r>
+        <w:rPr>
+          <w:rFonts w:ascii="Times New Roman" w:hAnsi="Times New Roman" w:eastAsia="宋体"/>
+          <w:b w:val="0"/>
+          <w:i w:val="0"/>
+          <w:sz w:val="24"/>
+        </w:rPr>
+        <w:t>：</w:t>
       </w:r>
       <w:r>
         <w:rPr>
@@ -15079,11 +15419,20 @@
       <w:r>
         <w:rPr>
           <w:rFonts w:ascii="Times New Roman" w:hAnsi="Times New Roman" w:eastAsia="宋体"/>
-          <w:b w:val="0"/>
-          <w:i w:val="0"/>
-          <w:sz w:val="24"/>
-        </w:rPr>
-        <w:t xml:space="preserve">*解法*：恢复 </w:t>
+          <w:b/>
+          <w:i w:val="0"/>
+          <w:sz w:val="24"/>
+        </w:rPr>
+        <w:t>解法</w:t>
+      </w:r>
+      <w:r>
+        <w:rPr>
+          <w:rFonts w:ascii="Times New Roman" w:hAnsi="Times New Roman" w:eastAsia="宋体"/>
+          <w:b w:val="0"/>
+          <w:i w:val="0"/>
+          <w:sz w:val="24"/>
+        </w:rPr>
+        <w:t xml:space="preserve">：恢复 </w:t>
       </w:r>
       <w:r>
         <w:rPr>
@@ -15171,11 +15520,20 @@
       <w:r>
         <w:rPr>
           <w:rFonts w:ascii="Times New Roman" w:hAnsi="Times New Roman" w:eastAsia="宋体"/>
-          <w:b w:val="0"/>
-          <w:i w:val="0"/>
-          <w:sz w:val="24"/>
-        </w:rPr>
-        <w:t>*现象*：登录接口返回200，但 localStorage 中 userInfo 为空对象，admin 和学生界面完全相同。</w:t>
+          <w:b/>
+          <w:i w:val="0"/>
+          <w:sz w:val="24"/>
+        </w:rPr>
+        <w:t>现象</w:t>
+      </w:r>
+      <w:r>
+        <w:rPr>
+          <w:rFonts w:ascii="Times New Roman" w:hAnsi="Times New Roman" w:eastAsia="宋体"/>
+          <w:b w:val="0"/>
+          <w:i w:val="0"/>
+          <w:sz w:val="24"/>
+        </w:rPr>
+        <w:t>：登录接口返回200，但 localStorage 中 userInfo 为空对象，admin 和学生界面完全相同。</w:t>
       </w:r>
     </w:p>
     <w:p>
@@ -15187,11 +15545,20 @@
       <w:r>
         <w:rPr>
           <w:rFonts w:ascii="Times New Roman" w:hAnsi="Times New Roman" w:eastAsia="宋体"/>
-          <w:b w:val="0"/>
-          <w:i w:val="0"/>
-          <w:sz w:val="24"/>
-        </w:rPr>
-        <w:t>*根因*：</w:t>
+          <w:b/>
+          <w:i w:val="0"/>
+          <w:sz w:val="24"/>
+        </w:rPr>
+        <w:t>根因</w:t>
+      </w:r>
+      <w:r>
+        <w:rPr>
+          <w:rFonts w:ascii="Times New Roman" w:hAnsi="Times New Roman" w:eastAsia="宋体"/>
+          <w:b w:val="0"/>
+          <w:i w:val="0"/>
+          <w:sz w:val="24"/>
+        </w:rPr>
+        <w:t>：</w:t>
       </w:r>
       <w:r>
         <w:rPr>
@@ -15237,11 +15604,20 @@
       <w:r>
         <w:rPr>
           <w:rFonts w:ascii="Times New Roman" w:hAnsi="Times New Roman" w:eastAsia="宋体"/>
-          <w:b w:val="0"/>
-          <w:i w:val="0"/>
-          <w:sz w:val="24"/>
-        </w:rPr>
-        <w:t xml:space="preserve">*解法*：修改 </w:t>
+          <w:b/>
+          <w:i w:val="0"/>
+          <w:sz w:val="24"/>
+        </w:rPr>
+        <w:t>解法</w:t>
+      </w:r>
+      <w:r>
+        <w:rPr>
+          <w:rFonts w:ascii="Times New Roman" w:hAnsi="Times New Roman" w:eastAsia="宋体"/>
+          <w:b w:val="0"/>
+          <w:i w:val="0"/>
+          <w:sz w:val="24"/>
+        </w:rPr>
+        <w:t xml:space="preserve">：修改 </w:t>
       </w:r>
       <w:r>
         <w:rPr>
@@ -15304,11 +15680,20 @@
       <w:r>
         <w:rPr>
           <w:rFonts w:ascii="Times New Roman" w:hAnsi="Times New Roman" w:eastAsia="宋体"/>
-          <w:b w:val="0"/>
-          <w:i w:val="0"/>
-          <w:sz w:val="24"/>
-        </w:rPr>
-        <w:t>*归因*：需求描述只写了"验证用户名密码"，没有明确"返回角色权限信息"，Code Agent 按最小实现来做。</w:t>
+          <w:b/>
+          <w:i w:val="0"/>
+          <w:sz w:val="24"/>
+        </w:rPr>
+        <w:t>归因</w:t>
+      </w:r>
+      <w:r>
+        <w:rPr>
+          <w:rFonts w:ascii="Times New Roman" w:hAnsi="Times New Roman" w:eastAsia="宋体"/>
+          <w:b w:val="0"/>
+          <w:i w:val="0"/>
+          <w:sz w:val="24"/>
+        </w:rPr>
+        <w:t>：需求描述只写了"验证用户名密码"，没有明确"返回角色权限信息"，Code Agent 按最小实现来做。</w:t>
       </w:r>
     </w:p>
     <w:p>
@@ -15345,11 +15730,20 @@
       <w:r>
         <w:rPr>
           <w:rFonts w:ascii="Times New Roman" w:hAnsi="Times New Roman" w:eastAsia="宋体"/>
-          <w:b w:val="0"/>
-          <w:i w:val="0"/>
-          <w:sz w:val="24"/>
-        </w:rPr>
-        <w:t xml:space="preserve">*现象*：admin 登录后跳转到 </w:t>
+          <w:b/>
+          <w:i w:val="0"/>
+          <w:sz w:val="24"/>
+        </w:rPr>
+        <w:t>现象</w:t>
+      </w:r>
+      <w:r>
+        <w:rPr>
+          <w:rFonts w:ascii="Times New Roman" w:hAnsi="Times New Roman" w:eastAsia="宋体"/>
+          <w:b w:val="0"/>
+          <w:i w:val="0"/>
+          <w:sz w:val="24"/>
+        </w:rPr>
+        <w:t xml:space="preserve">：admin 登录后跳转到 </w:t>
       </w:r>
       <w:r>
         <w:rPr>
@@ -15378,11 +15772,20 @@
       <w:r>
         <w:rPr>
           <w:rFonts w:ascii="Times New Roman" w:hAnsi="Times New Roman" w:eastAsia="宋体"/>
-          <w:b w:val="0"/>
-          <w:i w:val="0"/>
-          <w:sz w:val="24"/>
-        </w:rPr>
-        <w:t>*根因*：</w:t>
+          <w:b/>
+          <w:i w:val="0"/>
+          <w:sz w:val="24"/>
+        </w:rPr>
+        <w:t>根因</w:t>
+      </w:r>
+      <w:r>
+        <w:rPr>
+          <w:rFonts w:ascii="Times New Roman" w:hAnsi="Times New Roman" w:eastAsia="宋体"/>
+          <w:b w:val="0"/>
+          <w:i w:val="0"/>
+          <w:sz w:val="24"/>
+        </w:rPr>
+        <w:t>：</w:t>
       </w:r>
       <w:r>
         <w:rPr>
@@ -15428,11 +15831,20 @@
       <w:r>
         <w:rPr>
           <w:rFonts w:ascii="Times New Roman" w:hAnsi="Times New Roman" w:eastAsia="宋体"/>
-          <w:b w:val="0"/>
-          <w:i w:val="0"/>
-          <w:sz w:val="24"/>
-        </w:rPr>
-        <w:t xml:space="preserve">*解法*：读取 </w:t>
+          <w:b/>
+          <w:i w:val="0"/>
+          <w:sz w:val="24"/>
+        </w:rPr>
+        <w:t>解法</w:t>
+      </w:r>
+      <w:r>
+        <w:rPr>
+          <w:rFonts w:ascii="Times New Roman" w:hAnsi="Times New Roman" w:eastAsia="宋体"/>
+          <w:b w:val="0"/>
+          <w:i w:val="0"/>
+          <w:sz w:val="24"/>
+        </w:rPr>
+        <w:t xml:space="preserve">：读取 </w:t>
       </w:r>
       <w:r>
         <w:rPr>
@@ -15520,11 +15932,20 @@
       <w:r>
         <w:rPr>
           <w:rFonts w:ascii="Times New Roman" w:hAnsi="Times New Roman" w:eastAsia="宋体"/>
-          <w:b w:val="0"/>
-          <w:i w:val="0"/>
-          <w:sz w:val="24"/>
-        </w:rPr>
-        <w:t xml:space="preserve">*现象*：前端自习室名称显示为 </w:t>
+          <w:b/>
+          <w:i w:val="0"/>
+          <w:sz w:val="24"/>
+        </w:rPr>
+        <w:t>现象</w:t>
+      </w:r>
+      <w:r>
+        <w:rPr>
+          <w:rFonts w:ascii="Times New Roman" w:hAnsi="Times New Roman" w:eastAsia="宋体"/>
+          <w:b w:val="0"/>
+          <w:i w:val="0"/>
+          <w:sz w:val="24"/>
+        </w:rPr>
+        <w:t xml:space="preserve">：前端自习室名称显示为 </w:t>
       </w:r>
       <w:r>
         <w:rPr>
@@ -15553,11 +15974,20 @@
       <w:r>
         <w:rPr>
           <w:rFonts w:ascii="Times New Roman" w:hAnsi="Times New Roman" w:eastAsia="宋体"/>
-          <w:b w:val="0"/>
-          <w:i w:val="0"/>
-          <w:sz w:val="24"/>
-        </w:rPr>
-        <w:t>*根因*：</w:t>
+          <w:b/>
+          <w:i w:val="0"/>
+          <w:sz w:val="24"/>
+        </w:rPr>
+        <w:t>根因</w:t>
+      </w:r>
+      <w:r>
+        <w:rPr>
+          <w:rFonts w:ascii="Times New Roman" w:hAnsi="Times New Roman" w:eastAsia="宋体"/>
+          <w:b w:val="0"/>
+          <w:i w:val="0"/>
+          <w:sz w:val="24"/>
+        </w:rPr>
+        <w:t>：</w:t>
       </w:r>
       <w:r>
         <w:rPr>
@@ -15603,11 +16033,20 @@
       <w:r>
         <w:rPr>
           <w:rFonts w:ascii="Times New Roman" w:hAnsi="Times New Roman" w:eastAsia="宋体"/>
-          <w:b w:val="0"/>
-          <w:i w:val="0"/>
-          <w:sz w:val="24"/>
-        </w:rPr>
-        <w:t>*解法*：</w:t>
+          <w:b/>
+          <w:i w:val="0"/>
+          <w:sz w:val="24"/>
+        </w:rPr>
+        <w:t>解法</w:t>
+      </w:r>
+      <w:r>
+        <w:rPr>
+          <w:rFonts w:ascii="Times New Roman" w:hAnsi="Times New Roman" w:eastAsia="宋体"/>
+          <w:b w:val="0"/>
+          <w:i w:val="0"/>
+          <w:sz w:val="24"/>
+        </w:rPr>
+        <w:t>：</w:t>
       </w:r>
       <w:r>
         <w:rPr>
@@ -15715,11 +16154,20 @@
       <w:r>
         <w:rPr>
           <w:rFonts w:ascii="Times New Roman" w:hAnsi="Times New Roman" w:eastAsia="宋体"/>
-          <w:b w:val="0"/>
-          <w:i w:val="0"/>
-          <w:sz w:val="24"/>
-        </w:rPr>
-        <w:t xml:space="preserve">*现象*：后端 </w:t>
+          <w:b/>
+          <w:i w:val="0"/>
+          <w:sz w:val="24"/>
+        </w:rPr>
+        <w:t>现象</w:t>
+      </w:r>
+      <w:r>
+        <w:rPr>
+          <w:rFonts w:ascii="Times New Roman" w:hAnsi="Times New Roman" w:eastAsia="宋体"/>
+          <w:b w:val="0"/>
+          <w:i w:val="0"/>
+          <w:sz w:val="24"/>
+        </w:rPr>
+        <w:t xml:space="preserve">：后端 </w:t>
       </w:r>
       <w:r>
         <w:rPr>
@@ -15748,11 +16196,20 @@
       <w:r>
         <w:rPr>
           <w:rFonts w:ascii="Times New Roman" w:hAnsi="Times New Roman" w:eastAsia="宋体"/>
-          <w:b w:val="0"/>
-          <w:i w:val="0"/>
-          <w:sz w:val="24"/>
-        </w:rPr>
-        <w:t>*根因*：Code Agent 选择了基础 JDK 镜像（无 Maven）；前端镜像版本未考虑 pnpm 版本要求。</w:t>
+          <w:b/>
+          <w:i w:val="0"/>
+          <w:sz w:val="24"/>
+        </w:rPr>
+        <w:t>根因</w:t>
+      </w:r>
+      <w:r>
+        <w:rPr>
+          <w:rFonts w:ascii="Times New Roman" w:hAnsi="Times New Roman" w:eastAsia="宋体"/>
+          <w:b w:val="0"/>
+          <w:i w:val="0"/>
+          <w:sz w:val="24"/>
+        </w:rPr>
+        <w:t>：Code Agent 选择了基础 JDK 镜像（无 Maven）；前端镜像版本未考虑 pnpm 版本要求。</w:t>
       </w:r>
     </w:p>
     <w:p>
@@ -15764,11 +16221,20 @@
       <w:r>
         <w:rPr>
           <w:rFonts w:ascii="Times New Roman" w:hAnsi="Times New Roman" w:eastAsia="宋体"/>
-          <w:b w:val="0"/>
-          <w:i w:val="0"/>
-          <w:sz w:val="24"/>
-        </w:rPr>
-        <w:t>*解法*：</w:t>
+          <w:b/>
+          <w:i w:val="0"/>
+          <w:sz w:val="24"/>
+        </w:rPr>
+        <w:t>解法</w:t>
+      </w:r>
+      <w:r>
+        <w:rPr>
+          <w:rFonts w:ascii="Times New Roman" w:hAnsi="Times New Roman" w:eastAsia="宋体"/>
+          <w:b w:val="0"/>
+          <w:i w:val="0"/>
+          <w:sz w:val="24"/>
+        </w:rPr>
+        <w:t>：</w:t>
       </w:r>
       <w:r>
         <w:rPr>
@@ -15873,11 +16339,20 @@
       <w:r>
         <w:rPr>
           <w:rFonts w:ascii="Times New Roman" w:hAnsi="Times New Roman" w:eastAsia="宋体"/>
-          <w:b w:val="0"/>
-          <w:i w:val="0"/>
-          <w:sz w:val="24"/>
-        </w:rPr>
-        <w:t xml:space="preserve">*现象*：修改代码后只用 </w:t>
+          <w:b/>
+          <w:i w:val="0"/>
+          <w:sz w:val="24"/>
+        </w:rPr>
+        <w:t>现象</w:t>
+      </w:r>
+      <w:r>
+        <w:rPr>
+          <w:rFonts w:ascii="Times New Roman" w:hAnsi="Times New Roman" w:eastAsia="宋体"/>
+          <w:b w:val="0"/>
+          <w:i w:val="0"/>
+          <w:sz w:val="24"/>
+        </w:rPr>
+        <w:t xml:space="preserve">：修改代码后只用 </w:t>
       </w:r>
       <w:r>
         <w:rPr>
@@ -15923,11 +16398,20 @@
       <w:r>
         <w:rPr>
           <w:rFonts w:ascii="Times New Roman" w:hAnsi="Times New Roman" w:eastAsia="宋体"/>
-          <w:b w:val="0"/>
-          <w:i w:val="0"/>
-          <w:sz w:val="24"/>
-        </w:rPr>
-        <w:t>*根因*：</w:t>
+          <w:b/>
+          <w:i w:val="0"/>
+          <w:sz w:val="24"/>
+        </w:rPr>
+        <w:t>根因</w:t>
+      </w:r>
+      <w:r>
+        <w:rPr>
+          <w:rFonts w:ascii="Times New Roman" w:hAnsi="Times New Roman" w:eastAsia="宋体"/>
+          <w:b w:val="0"/>
+          <w:i w:val="0"/>
+          <w:sz w:val="24"/>
+        </w:rPr>
+        <w:t>：</w:t>
       </w:r>
       <w:r>
         <w:rPr>
@@ -15973,11 +16457,20 @@
       <w:r>
         <w:rPr>
           <w:rFonts w:ascii="Times New Roman" w:hAnsi="Times New Roman" w:eastAsia="宋体"/>
-          <w:b w:val="0"/>
-          <w:i w:val="0"/>
-          <w:sz w:val="24"/>
-        </w:rPr>
-        <w:t xml:space="preserve">*解法*：规定推送前必须执行完整的 </w:t>
+          <w:b/>
+          <w:i w:val="0"/>
+          <w:sz w:val="24"/>
+        </w:rPr>
+        <w:t>解法</w:t>
+      </w:r>
+      <w:r>
+        <w:rPr>
+          <w:rFonts w:ascii="Times New Roman" w:hAnsi="Times New Roman" w:eastAsia="宋体"/>
+          <w:b w:val="0"/>
+          <w:i w:val="0"/>
+          <w:sz w:val="24"/>
+        </w:rPr>
+        <w:t xml:space="preserve">：规定推送前必须执行完整的 </w:t>
       </w:r>
       <w:r>
         <w:rPr>
@@ -16048,11 +16541,20 @@
       <w:r>
         <w:rPr>
           <w:rFonts w:ascii="Times New Roman" w:hAnsi="Times New Roman" w:eastAsia="宋体"/>
-          <w:b w:val="0"/>
-          <w:i w:val="0"/>
-          <w:sz w:val="24"/>
-        </w:rPr>
-        <w:t>*现象*：</w:t>
+          <w:b/>
+          <w:i w:val="0"/>
+          <w:sz w:val="24"/>
+        </w:rPr>
+        <w:t>现象</w:t>
+      </w:r>
+      <w:r>
+        <w:rPr>
+          <w:rFonts w:ascii="Times New Roman" w:hAnsi="Times New Roman" w:eastAsia="宋体"/>
+          <w:b w:val="0"/>
+          <w:i w:val="0"/>
+          <w:sz w:val="24"/>
+        </w:rPr>
+        <w:t>：</w:t>
       </w:r>
       <w:r>
         <w:rPr>
@@ -16098,11 +16600,20 @@
       <w:r>
         <w:rPr>
           <w:rFonts w:ascii="Times New Roman" w:hAnsi="Times New Roman" w:eastAsia="宋体"/>
-          <w:b w:val="0"/>
-          <w:i w:val="0"/>
-          <w:sz w:val="24"/>
-        </w:rPr>
-        <w:t>*根因*：沙箱环境的 npm 默认指向内部 registry，该 registry 未镜像所有公共包，且安装时会修改配置文件。</w:t>
+          <w:b/>
+          <w:i w:val="0"/>
+          <w:sz w:val="24"/>
+        </w:rPr>
+        <w:t>根因</w:t>
+      </w:r>
+      <w:r>
+        <w:rPr>
+          <w:rFonts w:ascii="Times New Roman" w:hAnsi="Times New Roman" w:eastAsia="宋体"/>
+          <w:b w:val="0"/>
+          <w:i w:val="0"/>
+          <w:sz w:val="24"/>
+        </w:rPr>
+        <w:t>：沙箱环境的 npm 默认指向内部 registry，该 registry 未镜像所有公共包，且安装时会修改配置文件。</w:t>
       </w:r>
     </w:p>
     <w:p>
@@ -16114,11 +16625,20 @@
       <w:r>
         <w:rPr>
           <w:rFonts w:ascii="Times New Roman" w:hAnsi="Times New Roman" w:eastAsia="宋体"/>
-          <w:b w:val="0"/>
-          <w:i w:val="0"/>
-          <w:sz w:val="24"/>
-        </w:rPr>
-        <w:t>*解法*：全部改用 pnpm + 公共源，将"前端只用 pnpm"作为强约束写入项目规范。</w:t>
+          <w:b/>
+          <w:i w:val="0"/>
+          <w:sz w:val="24"/>
+        </w:rPr>
+        <w:t>解法</w:t>
+      </w:r>
+      <w:r>
+        <w:rPr>
+          <w:rFonts w:ascii="Times New Roman" w:hAnsi="Times New Roman" w:eastAsia="宋体"/>
+          <w:b w:val="0"/>
+          <w:i w:val="0"/>
+          <w:sz w:val="24"/>
+        </w:rPr>
+        <w:t>：全部改用 pnpm + 公共源，将"前端只用 pnpm"作为强约束写入项目规范。</w:t>
       </w:r>
     </w:p>
     <w:p>
@@ -16155,11 +16675,20 @@
       <w:r>
         <w:rPr>
           <w:rFonts w:ascii="Times New Roman" w:hAnsi="Times New Roman" w:eastAsia="宋体"/>
-          <w:b w:val="0"/>
-          <w:i w:val="0"/>
-          <w:sz w:val="24"/>
-        </w:rPr>
-        <w:t xml:space="preserve">*现象*：组员 </w:t>
+          <w:b/>
+          <w:i w:val="0"/>
+          <w:sz w:val="24"/>
+        </w:rPr>
+        <w:t>现象</w:t>
+      </w:r>
+      <w:r>
+        <w:rPr>
+          <w:rFonts w:ascii="Times New Roman" w:hAnsi="Times New Roman" w:eastAsia="宋体"/>
+          <w:b w:val="0"/>
+          <w:i w:val="0"/>
+          <w:sz w:val="24"/>
+        </w:rPr>
+        <w:t xml:space="preserve">：组员 </w:t>
       </w:r>
       <w:r>
         <w:rPr>
@@ -16205,11 +16734,20 @@
       <w:r>
         <w:rPr>
           <w:rFonts w:ascii="Times New Roman" w:hAnsi="Times New Roman" w:eastAsia="宋体"/>
-          <w:b w:val="0"/>
-          <w:i w:val="0"/>
-          <w:sz w:val="24"/>
-        </w:rPr>
-        <w:t>*根因*：</w:t>
+          <w:b/>
+          <w:i w:val="0"/>
+          <w:sz w:val="24"/>
+        </w:rPr>
+        <w:t>根因</w:t>
+      </w:r>
+      <w:r>
+        <w:rPr>
+          <w:rFonts w:ascii="Times New Roman" w:hAnsi="Times New Roman" w:eastAsia="宋体"/>
+          <w:b w:val="0"/>
+          <w:i w:val="0"/>
+          <w:sz w:val="24"/>
+        </w:rPr>
+        <w:t>：</w:t>
       </w:r>
       <w:r>
         <w:rPr>
@@ -16255,11 +16793,20 @@
       <w:r>
         <w:rPr>
           <w:rFonts w:ascii="Times New Roman" w:hAnsi="Times New Roman" w:eastAsia="宋体"/>
-          <w:b w:val="0"/>
-          <w:i w:val="0"/>
-          <w:sz w:val="24"/>
-        </w:rPr>
-        <w:t>*解法*：</w:t>
+          <w:b/>
+          <w:i w:val="0"/>
+          <w:sz w:val="24"/>
+        </w:rPr>
+        <w:t>解法</w:t>
+      </w:r>
+      <w:r>
+        <w:rPr>
+          <w:rFonts w:ascii="Times New Roman" w:hAnsi="Times New Roman" w:eastAsia="宋体"/>
+          <w:b w:val="0"/>
+          <w:i w:val="0"/>
+          <w:sz w:val="24"/>
+        </w:rPr>
+        <w:t>：</w:t>
       </w:r>
       <w:r>
         <w:rPr>
@@ -16313,11 +16860,20 @@
       <w:r>
         <w:rPr>
           <w:rFonts w:ascii="Times New Roman" w:hAnsi="Times New Roman" w:eastAsia="宋体"/>
-          <w:b w:val="0"/>
-          <w:i w:val="0"/>
-          <w:sz w:val="24"/>
-        </w:rPr>
-        <w:t>*现象*：同步组员 B 代码后，「批量生成座位」功能消失。</w:t>
+          <w:b/>
+          <w:i w:val="0"/>
+          <w:sz w:val="24"/>
+        </w:rPr>
+        <w:t>现象</w:t>
+      </w:r>
+      <w:r>
+        <w:rPr>
+          <w:rFonts w:ascii="Times New Roman" w:hAnsi="Times New Roman" w:eastAsia="宋体"/>
+          <w:b w:val="0"/>
+          <w:i w:val="0"/>
+          <w:sz w:val="24"/>
+        </w:rPr>
+        <w:t>：同步组员 B 代码后，「批量生成座位」功能消失。</w:t>
       </w:r>
     </w:p>
     <w:p>
@@ -16329,11 +16885,20 @@
       <w:r>
         <w:rPr>
           <w:rFonts w:ascii="Times New Roman" w:hAnsi="Times New Roman" w:eastAsia="宋体"/>
-          <w:b w:val="0"/>
-          <w:i w:val="0"/>
-          <w:sz w:val="24"/>
-        </w:rPr>
-        <w:t>*根因*：</w:t>
+          <w:b/>
+          <w:i w:val="0"/>
+          <w:sz w:val="24"/>
+        </w:rPr>
+        <w:t>根因</w:t>
+      </w:r>
+      <w:r>
+        <w:rPr>
+          <w:rFonts w:ascii="Times New Roman" w:hAnsi="Times New Roman" w:eastAsia="宋体"/>
+          <w:b w:val="0"/>
+          <w:i w:val="0"/>
+          <w:sz w:val="24"/>
+        </w:rPr>
+        <w:t>：</w:t>
       </w:r>
       <w:r>
         <w:rPr>
@@ -16379,11 +16944,20 @@
       <w:r>
         <w:rPr>
           <w:rFonts w:ascii="Times New Roman" w:hAnsi="Times New Roman" w:eastAsia="宋体"/>
-          <w:b w:val="0"/>
-          <w:i w:val="0"/>
-          <w:sz w:val="24"/>
-        </w:rPr>
-        <w:t>*解法*：从自己的历史分支恢复文件：</w:t>
+          <w:b/>
+          <w:i w:val="0"/>
+          <w:sz w:val="24"/>
+        </w:rPr>
+        <w:t>解法</w:t>
+      </w:r>
+      <w:r>
+        <w:rPr>
+          <w:rFonts w:ascii="Times New Roman" w:hAnsi="Times New Roman" w:eastAsia="宋体"/>
+          <w:b w:val="0"/>
+          <w:i w:val="0"/>
+          <w:sz w:val="24"/>
+        </w:rPr>
+        <w:t>：从自己的历史分支恢复文件：</w:t>
       </w:r>
     </w:p>
     <w:p>
@@ -16458,11 +17032,20 @@
       <w:r>
         <w:rPr>
           <w:rFonts w:ascii="Times New Roman" w:hAnsi="Times New Roman" w:eastAsia="宋体"/>
-          <w:b w:val="0"/>
-          <w:i w:val="0"/>
-          <w:sz w:val="24"/>
-        </w:rPr>
-        <w:t xml:space="preserve">*现象*：更新了 </w:t>
+          <w:b/>
+          <w:i w:val="0"/>
+          <w:sz w:val="24"/>
+        </w:rPr>
+        <w:t>现象</w:t>
+      </w:r>
+      <w:r>
+        <w:rPr>
+          <w:rFonts w:ascii="Times New Roman" w:hAnsi="Times New Roman" w:eastAsia="宋体"/>
+          <w:b w:val="0"/>
+          <w:i w:val="0"/>
+          <w:sz w:val="24"/>
+        </w:rPr>
+        <w:t xml:space="preserve">：更新了 </w:t>
       </w:r>
       <w:r>
         <w:rPr>
@@ -16491,11 +17074,20 @@
       <w:r>
         <w:rPr>
           <w:rFonts w:ascii="Times New Roman" w:hAnsi="Times New Roman" w:eastAsia="宋体"/>
-          <w:b w:val="0"/>
-          <w:i w:val="0"/>
-          <w:sz w:val="24"/>
-        </w:rPr>
-        <w:t xml:space="preserve">*根因*：MySQL 容器使用 named volume 持久化数据。volume 已存在时 MySQL 直接跳过 </w:t>
+          <w:b/>
+          <w:i w:val="0"/>
+          <w:sz w:val="24"/>
+        </w:rPr>
+        <w:t>根因</w:t>
+      </w:r>
+      <w:r>
+        <w:rPr>
+          <w:rFonts w:ascii="Times New Roman" w:hAnsi="Times New Roman" w:eastAsia="宋体"/>
+          <w:b w:val="0"/>
+          <w:i w:val="0"/>
+          <w:sz w:val="24"/>
+        </w:rPr>
+        <w:t xml:space="preserve">：MySQL 容器使用 named volume 持久化数据。volume 已存在时 MySQL 直接跳过 </w:t>
       </w:r>
       <w:r>
         <w:rPr>
@@ -16524,11 +17116,20 @@
       <w:r>
         <w:rPr>
           <w:rFonts w:ascii="Times New Roman" w:hAnsi="Times New Roman" w:eastAsia="宋体"/>
-          <w:b w:val="0"/>
-          <w:i w:val="0"/>
-          <w:sz w:val="24"/>
-        </w:rPr>
-        <w:t>*解法*：</w:t>
+          <w:b/>
+          <w:i w:val="0"/>
+          <w:sz w:val="24"/>
+        </w:rPr>
+        <w:t>解法</w:t>
+      </w:r>
+      <w:r>
+        <w:rPr>
+          <w:rFonts w:ascii="Times New Roman" w:hAnsi="Times New Roman" w:eastAsia="宋体"/>
+          <w:b w:val="0"/>
+          <w:i w:val="0"/>
+          <w:sz w:val="24"/>
+        </w:rPr>
+        <w:t>：</w:t>
       </w:r>
       <w:r>
         <w:rPr>
@@ -16599,11 +17200,20 @@
       <w:r>
         <w:rPr>
           <w:rFonts w:ascii="Times New Roman" w:hAnsi="Times New Roman" w:eastAsia="宋体"/>
-          <w:b w:val="0"/>
-          <w:i w:val="0"/>
-          <w:sz w:val="24"/>
-        </w:rPr>
-        <w:t>*现象*：</w:t>
+          <w:b/>
+          <w:i w:val="0"/>
+          <w:sz w:val="24"/>
+        </w:rPr>
+        <w:t>现象</w:t>
+      </w:r>
+      <w:r>
+        <w:rPr>
+          <w:rFonts w:ascii="Times New Roman" w:hAnsi="Times New Roman" w:eastAsia="宋体"/>
+          <w:b w:val="0"/>
+          <w:i w:val="0"/>
+          <w:sz w:val="24"/>
+        </w:rPr>
+        <w:t>：</w:t>
       </w:r>
       <w:r>
         <w:rPr>
@@ -16666,11 +17276,20 @@
       <w:r>
         <w:rPr>
           <w:rFonts w:ascii="Times New Roman" w:hAnsi="Times New Roman" w:eastAsia="宋体"/>
-          <w:b w:val="0"/>
-          <w:i w:val="0"/>
-          <w:sz w:val="24"/>
-        </w:rPr>
-        <w:t xml:space="preserve">*根因*：华为云后端仓库的 </w:t>
+          <w:b/>
+          <w:i w:val="0"/>
+          <w:sz w:val="24"/>
+        </w:rPr>
+        <w:t>根因</w:t>
+      </w:r>
+      <w:r>
+        <w:rPr>
+          <w:rFonts w:ascii="Times New Roman" w:hAnsi="Times New Roman" w:eastAsia="宋体"/>
+          <w:b w:val="0"/>
+          <w:i w:val="0"/>
+          <w:sz w:val="24"/>
+        </w:rPr>
+        <w:t xml:space="preserve">：华为云后端仓库的 </w:t>
       </w:r>
       <w:r>
         <w:rPr>
@@ -16699,11 +17318,20 @@
       <w:r>
         <w:rPr>
           <w:rFonts w:ascii="Times New Roman" w:hAnsi="Times New Roman" w:eastAsia="宋体"/>
-          <w:b w:val="0"/>
-          <w:i w:val="0"/>
-          <w:sz w:val="24"/>
-        </w:rPr>
-        <w:t xml:space="preserve">*解法*：用 </w:t>
+          <w:b/>
+          <w:i w:val="0"/>
+          <w:sz w:val="24"/>
+        </w:rPr>
+        <w:t>解法</w:t>
+      </w:r>
+      <w:r>
+        <w:rPr>
+          <w:rFonts w:ascii="Times New Roman" w:hAnsi="Times New Roman" w:eastAsia="宋体"/>
+          <w:b w:val="0"/>
+          <w:i w:val="0"/>
+          <w:sz w:val="24"/>
+        </w:rPr>
+        <w:t xml:space="preserve">：用 </w:t>
       </w:r>
       <w:r>
         <w:rPr>
@@ -16774,11 +17402,20 @@
       <w:r>
         <w:rPr>
           <w:rFonts w:ascii="Times New Roman" w:hAnsi="Times New Roman" w:eastAsia="宋体"/>
-          <w:b w:val="0"/>
-          <w:i w:val="0"/>
-          <w:sz w:val="24"/>
-        </w:rPr>
-        <w:t>*现象*：</w:t>
+          <w:b/>
+          <w:i w:val="0"/>
+          <w:sz w:val="24"/>
+        </w:rPr>
+        <w:t>现象</w:t>
+      </w:r>
+      <w:r>
+        <w:rPr>
+          <w:rFonts w:ascii="Times New Roman" w:hAnsi="Times New Roman" w:eastAsia="宋体"/>
+          <w:b w:val="0"/>
+          <w:i w:val="0"/>
+          <w:sz w:val="24"/>
+        </w:rPr>
+        <w:t>：</w:t>
       </w:r>
       <w:r>
         <w:rPr>
@@ -16824,11 +17461,20 @@
       <w:r>
         <w:rPr>
           <w:rFonts w:ascii="Times New Roman" w:hAnsi="Times New Roman" w:eastAsia="宋体"/>
-          <w:b w:val="0"/>
-          <w:i w:val="0"/>
-          <w:sz w:val="24"/>
-        </w:rPr>
-        <w:t>*根因*：华为云 CodeHub 对 main 分支设置了分支保护规则，禁止 force push，需要通过 MR 合并。</w:t>
+          <w:b/>
+          <w:i w:val="0"/>
+          <w:sz w:val="24"/>
+        </w:rPr>
+        <w:t>根因</w:t>
+      </w:r>
+      <w:r>
+        <w:rPr>
+          <w:rFonts w:ascii="Times New Roman" w:hAnsi="Times New Roman" w:eastAsia="宋体"/>
+          <w:b w:val="0"/>
+          <w:i w:val="0"/>
+          <w:sz w:val="24"/>
+        </w:rPr>
+        <w:t>：华为云 CodeHub 对 main 分支设置了分支保护规则，禁止 force push，需要通过 MR 合并。</w:t>
       </w:r>
     </w:p>
     <w:p>
@@ -16840,11 +17486,20 @@
       <w:r>
         <w:rPr>
           <w:rFonts w:ascii="Times New Roman" w:hAnsi="Times New Roman" w:eastAsia="宋体"/>
-          <w:b w:val="0"/>
-          <w:i w:val="0"/>
-          <w:sz w:val="24"/>
-        </w:rPr>
-        <w:t>*解法*：推送到临时分支，在华为云平台创建 MR 合并到 main。</w:t>
+          <w:b/>
+          <w:i w:val="0"/>
+          <w:sz w:val="24"/>
+        </w:rPr>
+        <w:t>解法</w:t>
+      </w:r>
+      <w:r>
+        <w:rPr>
+          <w:rFonts w:ascii="Times New Roman" w:hAnsi="Times New Roman" w:eastAsia="宋体"/>
+          <w:b w:val="0"/>
+          <w:i w:val="0"/>
+          <w:sz w:val="24"/>
+        </w:rPr>
+        <w:t>：推送到临时分支，在华为云平台创建 MR 合并到 main。</w:t>
       </w:r>
     </w:p>
     <w:p>

--- a/paper_final.docx
+++ b/paper_final.docx
@@ -12840,7 +12840,7 @@
           <w:i w:val="0"/>
           <w:sz w:val="24"/>
         </w:rPr>
-        <w:t>&gt; 5人小组 Vibe Coding 协作开发过程中遇到的所有团队冲突问题、复现场景与解法。目标：帮助后续类似项目避免重蹈覆辙。</w:t>
+        <w:t>5人小组 Vibe Coding 协作开发过程中遇到的所有团队冲突问题、复现场景与解法。目标：帮助后续类似项目避免重蹈覆辙。</w:t>
       </w:r>
     </w:p>
     <w:p>
@@ -15230,7 +15230,7 @@
           <w:i w:val="0"/>
           <w:sz w:val="24"/>
         </w:rPr>
-        <w:t>&gt; Vibe Coding 多 Agent 协作项目，所有 Bug 均发生在 AI 辅助开发过程中。本记录用于复盘和归因。</w:t>
+        <w:t>Vibe Coding 多 Agent 协作项目，所有 Bug 均发生在 AI 辅助开发过程中。本记录用于复盘和归因。</w:t>
       </w:r>
     </w:p>
     <w:p>
